--- a/samples/docx-good.docx
+++ b/samples/docx-good.docx
@@ -33,6 +33,9 @@
         <w:gridCol w:w="4320"/>
       </w:tblGrid>
       <w:tr>
+        <w:trPr>
+          <w:tblHeader w:val="true"/>
+        </w:trPr>
         <w:tc>
           <w:tcPr>
             <w:tcW w:type="dxa" w:w="4320"/>

--- a/samples/docx-good.docx
+++ b/samples/docx-good.docx
@@ -7,7 +7,7 @@
         <w:pStyle w:val="Heading1"/>
       </w:pPr>
       <w:r>
-        <w:t>Báo cáo doanh thu 2026</w:t>
+        <w:t>Báo cáo doanh thu 2026 [DOCX-01]</w:t>
       </w:r>
     </w:p>
     <w:p>
@@ -15,13 +15,52 @@
         <w:pStyle w:val="Heading2"/>
       </w:pPr>
       <w:r>
-        <w:t>Tình hình quý 1</w:t>
+        <w:t>Tình hình quý 1 [DOCX-01]</w:t>
       </w:r>
     </w:p>
     <w:p>
       <w:r>
-        <w:t>Doanh thu quý 1 đạt 600 triệu, tăng 20% so với cùng kỳ.</w:t>
+        <w:t>Mã dự án DT-2026, phiên bản 1.0 — định danh đặt ở đầu thân bài, không nhét vào header/footer. [DOCX-09]</w:t>
       </w:r>
+    </w:p>
+    <w:p>
+      <w:r>
+        <w:t>Doanh thu quý 1 đạt 600 triệu (số liệu gõ thành văn bản, không chỉ nằm trong ảnh). [DOCX-04]</w:t>
+      </w:r>
+    </w:p>
+    <w:p>
+      <w:r>
+        <w:t xml:space="preserve">Ràng buộc kiểm tra [DOCX-05]: </w:t>
+      </w:r>
+      <m:oMath>
+        <m:sSup>
+          <m:e>
+            <m:r>
+              <m:t>a</m:t>
+            </m:r>
+          </m:e>
+          <m:sup>
+            <m:r>
+              <m:t>2</m:t>
+            </m:r>
+          </m:sup>
+        </m:sSup>
+        <m:r>
+          <m:t xml:space="preserve"> + </m:t>
+        </m:r>
+        <m:sSup>
+          <m:e>
+            <m:r>
+              <m:t>b</m:t>
+            </m:r>
+          </m:e>
+          <m:sup>
+            <m:r>
+              <m:t>2</m:t>
+            </m:r>
+          </m:sup>
+        </m:sSup>
+      </m:oMath>
     </w:p>
     <w:tbl>
       <w:tblPr>
@@ -42,7 +81,7 @@
           </w:tcPr>
           <w:p>
             <w:r>
-              <w:t>Tháng</w:t>
+              <w:t>Tháng [DOCX-02]</w:t>
             </w:r>
           </w:p>
         </w:tc>
@@ -103,11 +142,86 @@
       </w:tr>
     </w:tbl>
     <w:p>
+      <w:pPr>
+        <w:pStyle w:val="ListBullet"/>
+      </w:pPr>
+      <w:r>
+        <w:t>Bước khảo sát khách hàng [DOCX-11]</w:t>
+      </w:r>
+    </w:p>
+    <w:p>
+      <w:pPr>
+        <w:pStyle w:val="ListBullet"/>
+      </w:pPr>
+      <w:r>
+        <w:t>Bước chốt tính năng [DOCX-11]</w:t>
+      </w:r>
+    </w:p>
+    <w:p>
+      <w:r>
+        <w:t xml:space="preserve">Nguồn tham chiếu [DOCX-12]: </w:t>
+      </w:r>
+      <w:hyperlink r:id="rId9">
+        <w:r>
+          <w:rPr/>
+          <w:t xml:space="preserve">báo cáo đầy đủ</w:t>
+        </w:r>
+      </w:hyperlink>
+    </w:p>
+    <w:p>
+      <w:r>
+        <w:t>Lưu ý: số liệu quý 1 là tạm tính, chốt lại cuối tháng 4. (ghi chú giữ lại đặt trong thân bài, không dùng comment) [DOCX-10]</w:t>
+      </w:r>
+    </w:p>
+    <w:tbl>
+      <w:tblPr>
+        <w:tblStyle w:val="TableGrid"/>
+        <w:tblW w:type="auto" w:w="0"/>
+        <w:tblLook w:firstColumn="1" w:firstRow="1" w:lastColumn="0" w:lastRow="0" w:noHBand="0" w:noVBand="1" w:val="04A0"/>
+      </w:tblPr>
+      <w:tblGrid>
+        <w:gridCol w:w="8640"/>
+      </w:tblGrid>
+      <w:tr>
+        <w:tc>
+          <w:tcPr>
+            <w:tcW w:type="dxa" w:w="8640"/>
+          </w:tcPr>
+          <w:p>
+            <w:r>
+              <w:t>KHUNG NHẤN MẠNH: dùng bảng 1 ô thay cho text box. [DOCX-07]</w:t>
+            </w:r>
+          </w:p>
+        </w:tc>
+      </w:tr>
+    </w:tbl>
+    <w:p>
+      <w:r>
+        <w:t>Quy trình thay cho SmartArt [DOCX-08]:</w:t>
+      </w:r>
+    </w:p>
+    <w:p>
+      <w:pPr>
+        <w:pStyle w:val="ListNumber"/>
+      </w:pPr>
+      <w:r>
+        <w:t>B1 khảo sát</w:t>
+      </w:r>
+    </w:p>
+    <w:p>
+      <w:pPr>
+        <w:pStyle w:val="ListNumber"/>
+      </w:pPr>
+      <w:r>
+        <w:t>B2 phân tích</w:t>
+      </w:r>
+    </w:p>
+    <w:p>
       <w:r>
         <w:drawing>
           <wp:inline xmlns:a="http://schemas.openxmlformats.org/drawingml/2006/main" xmlns:pic="http://schemas.openxmlformats.org/drawingml/2006/picture">
             <wp:extent cx="914400" cy="914400"/>
-            <wp:docPr id="1" name="Picture 1" descr="Biểu đồ cột doanh thu theo tháng: tháng 1 đạt 100, tháng 2 đạt 200" title="Biểu đồ doanh thu"/>
+            <wp:docPr id="1" name="Picture 1" descr="Biểu đồ cột doanh thu theo tháng: tháng 1 đạt 100, tháng 2 đạt 200 [DOCX-03]" title="Biểu đồ doanh thu"/>
             <wp:cNvGraphicFramePr>
               <a:graphicFrameLocks noChangeAspect="1"/>
             </wp:cNvGraphicFramePr>
@@ -119,7 +233,7 @@
                     <pic:cNvPicPr/>
                   </pic:nvPicPr>
                   <pic:blipFill>
-                    <a:blip r:embed="rId9"/>
+                    <a:blip r:embed="rId10"/>
                     <a:stretch>
                       <a:fillRect/>
                     </a:stretch>
@@ -136,6 +250,11 @@
             </a:graphic>
           </wp:inline>
         </w:drawing>
+      </w:r>
+    </w:p>
+    <w:p>
+      <w:r>
+        <w:t>Đã Accept toàn bộ thay đổi, tắt Track Changes trước khi nộp. [DOCX-06]</w:t>
       </w:r>
     </w:p>
     <w:sectPr>
